--- a/assets/downloads/simulation-10/instructions-for-sp-1-hotel-room-gi.docx
+++ b/assets/downloads/simulation-10/instructions-for-sp-1-hotel-room-gi.docx
@@ -211,7 +211,7 @@
       <w:pPr>
         <w:spacing w:after="0" w:line="480" w:lineRule="auto"/>
         <w:rPr>
-          <w:ins w:id="16" w:author="Anna Seaman" w:date="2026-08-12T13:08:00Z" w16du:dateUtc="2026-08-12T18:08:00Z"/>
+          <w:ins w:id="21" w:author="Anna Seaman" w:date="2026-08-12T13:08:00Z" w16du:dateUtc="2026-08-12T18:08:00Z"/>
           <w:rFonts w:ascii="Times New Roman" w:hAnsi="Times New Roman"/>
           <w:color w:val="000000"/>
           <w:sz w:val="24"/>
@@ -227,6 +227,7 @@
           <w:sz w:val="24"/>
           <w:szCs w:val="24"/>
         </w:rPr>
+        <w:lastRenderedPageBreak/>
         <w:t xml:space="preserve">Opening </w:t>
       </w:r>
       <w:r>
@@ -334,7 +335,6 @@
           <w:sz w:val="24"/>
           <w:szCs w:val="24"/>
         </w:rPr>
-        <w:lastRenderedPageBreak/>
         <w:t xml:space="preserve">Physical </w:t>
       </w:r>
       <w:r>
@@ -817,7 +817,7 @@
       <w:pPr>
         <w:spacing w:after="0" w:line="480" w:lineRule="auto"/>
         <w:rPr>
-          <w:ins w:id="17" w:author="Anna Seaman" w:date="2026-08-12T13:08:00Z" w16du:dateUtc="2026-08-12T18:08:00Z"/>
+          <w:ins w:id="22" w:author="Anna Seaman" w:date="2026-08-12T13:08:00Z" w16du:dateUtc="2026-08-12T18:08:00Z"/>
           <w:rFonts w:ascii="Times New Roman" w:hAnsi="Times New Roman"/>
           <w:color w:val="000000"/>
           <w:sz w:val="24"/>
@@ -1316,7 +1316,7 @@
         <w:i/>
         <w:sz w:val="18"/>
       </w:rPr>
-      <w:t>Clinical Simulations for the Athletic Trainer HKPropel Access</w:t>
+      <w:t>Clinical Simulations for the Athletic Trainer Instructor Guide</w:t>
     </w:r>
     <w:r>
       <w:rPr>
@@ -4909,6 +4909,7 @@
   <w:style w:type="character" w:default="1" w:styleId="DefaultParagraphFont">
     <w:name w:val="Default Paragraph Font"/>
     <w:uiPriority w:val="1"/>
+    <w:semiHidden/>
     <w:unhideWhenUsed/>
   </w:style>
   <w:style w:type="table" w:default="1" w:styleId="TableNormal">
